--- a/Homework01/20235854-TrinhDucTrung/BÁO CÁO TUẦN 1.docx
+++ b/Homework01/20235854-TrinhDucTrung/BÁO CÁO TUẦN 1.docx
@@ -17286,16 +17286,14 @@
       <w:r>
         <w:rPr>
           <w:rFonts w:ascii="Arial" w:hAnsi="Arial" w:cs="Arial"/>
-          <w:noProof/>
           <w:sz w:val="40"/>
           <w:szCs w:val="40"/>
-          <w14:ligatures w14:val="standardContextual"/>
         </w:rPr>
         <w:drawing>
-          <wp:inline distT="0" distB="0" distL="0" distR="0" wp14:anchorId="5AF577D1" wp14:editId="745EB3FA">
-            <wp:extent cx="5943600" cy="2102485"/>
-            <wp:effectExtent l="0" t="0" r="0" b="5715"/>
-            <wp:docPr id="1169713984" name="Picture 9"/>
+          <wp:inline distT="0" distB="0" distL="0" distR="0" wp14:anchorId="2E1ACEA5" wp14:editId="43EB1EBE">
+            <wp:extent cx="5943600" cy="3934460"/>
+            <wp:effectExtent l="0" t="0" r="0" b="2540"/>
+            <wp:docPr id="1605082793" name="Picture 1"/>
             <wp:cNvGraphicFramePr>
               <a:graphicFrameLocks xmlns:a="http://schemas.openxmlformats.org/drawingml/2006/main" noChangeAspect="1"/>
             </wp:cNvGraphicFramePr>
@@ -17303,17 +17301,11 @@
               <a:graphicData uri="http://schemas.openxmlformats.org/drawingml/2006/picture">
                 <pic:pic xmlns:pic="http://schemas.openxmlformats.org/drawingml/2006/picture">
                   <pic:nvPicPr>
-                    <pic:cNvPr id="1169713984" name="Picture 1169713984"/>
+                    <pic:cNvPr id="1605082793" name=""/>
                     <pic:cNvPicPr/>
                   </pic:nvPicPr>
                   <pic:blipFill>
-                    <a:blip r:embed="rId19">
-                      <a:extLst>
-                        <a:ext uri="{28A0092B-C50C-407E-A947-70E740481C1C}">
-                          <a14:useLocalDpi xmlns:a14="http://schemas.microsoft.com/office/drawing/2010/main" val="0"/>
-                        </a:ext>
-                      </a:extLst>
-                    </a:blip>
+                    <a:blip r:embed="rId19"/>
                     <a:stretch>
                       <a:fillRect/>
                     </a:stretch>
@@ -17321,7 +17313,7 @@
                   <pic:spPr>
                     <a:xfrm>
                       <a:off x="0" y="0"/>
-                      <a:ext cx="5943600" cy="2102485"/>
+                      <a:ext cx="5943600" cy="3934460"/>
                     </a:xfrm>
                     <a:prstGeom prst="rect">
                       <a:avLst/>
@@ -17333,48 +17325,6 @@
           </wp:inline>
         </w:drawing>
       </w:r>
-      <w:r>
-        <w:rPr>
-          <w:rFonts w:ascii="Arial" w:hAnsi="Arial" w:cs="Arial"/>
-          <w:sz w:val="40"/>
-          <w:szCs w:val="40"/>
-        </w:rPr>
-        <w:drawing>
-          <wp:inline distT="0" distB="0" distL="0" distR="0" wp14:anchorId="0B4CF88D" wp14:editId="5FC0E794">
-            <wp:extent cx="5943600" cy="659765"/>
-            <wp:effectExtent l="0" t="0" r="0" b="635"/>
-            <wp:docPr id="971837875" name="Picture 1"/>
-            <wp:cNvGraphicFramePr>
-              <a:graphicFrameLocks xmlns:a="http://schemas.openxmlformats.org/drawingml/2006/main" noChangeAspect="1"/>
-            </wp:cNvGraphicFramePr>
-            <a:graphic xmlns:a="http://schemas.openxmlformats.org/drawingml/2006/main">
-              <a:graphicData uri="http://schemas.openxmlformats.org/drawingml/2006/picture">
-                <pic:pic xmlns:pic="http://schemas.openxmlformats.org/drawingml/2006/picture">
-                  <pic:nvPicPr>
-                    <pic:cNvPr id="971837875" name=""/>
-                    <pic:cNvPicPr/>
-                  </pic:nvPicPr>
-                  <pic:blipFill>
-                    <a:blip r:embed="rId20"/>
-                    <a:stretch>
-                      <a:fillRect/>
-                    </a:stretch>
-                  </pic:blipFill>
-                  <pic:spPr>
-                    <a:xfrm>
-                      <a:off x="0" y="0"/>
-                      <a:ext cx="5943600" cy="659765"/>
-                    </a:xfrm>
-                    <a:prstGeom prst="rect">
-                      <a:avLst/>
-                    </a:prstGeom>
-                  </pic:spPr>
-                </pic:pic>
-              </a:graphicData>
-            </a:graphic>
-          </wp:inline>
-        </w:drawing>
-      </w:r>
     </w:p>
     <w:p>
       <w:pPr>
@@ -17398,6 +17348,7 @@
           <w:sz w:val="40"/>
           <w:szCs w:val="40"/>
         </w:rPr>
+        <w:lastRenderedPageBreak/>
         <w:t>Bra</w:t>
       </w:r>
       <w:r>
@@ -17451,7 +17402,7 @@
                     <pic:cNvPicPr/>
                   </pic:nvPicPr>
                   <pic:blipFill>
-                    <a:blip r:embed="rId21">
+                    <a:blip r:embed="rId20">
                       <a:extLst>
                         <a:ext uri="{28A0092B-C50C-407E-A947-70E740481C1C}">
                           <a14:useLocalDpi xmlns:a14="http://schemas.microsoft.com/office/drawing/2010/main" val="0"/>
